--- a/tutorial/example_files/polcom_section.docx
+++ b/tutorial/example_files/polcom_section.docx
@@ -6,6 +6,28 @@
       <w:pPr>
         <w:pStyle w:val="Heading1"/>
       </w:pPr>
+      <w:r>
+        <w:t>General Conference 2026</w:t>
+      </w:r>
+    </w:p>
+    <w:p>
+      <w:pPr>
+        <w:pStyle w:val="Heading1"/>
+      </w:pPr>
+      <w:r>
+        <w:t>8 – 11 September, Jagiellonian University, Kraków</w:t>
+      </w:r>
+    </w:p>
+    <w:p>
+      <w:pPr>
+        <w:pStyle w:val="Heading1"/>
+      </w:pPr>
+      <w:r>
+        <w:t xml:space="preserve">Section: </w:t>
+      </w:r>
+      <w:r>
+        <w:br/>
+      </w:r>
       <w:r>
         <w:t xml:space="preserve">Political Communication </w:t>
       </w:r>
@@ -114,7 +136,11 @@
       </w:r>
     </w:p>
     <w:p/>
-    <w:p/>
+    <w:p>
+      <w:r>
+        <w:t>Call for Papers:</w:t>
+      </w:r>
+    </w:p>
     <w:p>
       <w:pPr>
         <w:spacing w:line="240" w:lineRule="auto"/>
@@ -195,6 +221,7 @@
           <w:b/>
           <w:bCs/>
         </w:rPr>
+        <w:lastRenderedPageBreak/>
         <w:t>1. Technology, Platforms, and the Transformation of Communication</w:t>
       </w:r>
     </w:p>
@@ -231,7 +258,6 @@
         <w:spacing w:line="240" w:lineRule="auto"/>
       </w:pPr>
       <w:r>
-        <w:lastRenderedPageBreak/>
         <w:t>Investigates questions of authenticity, artificiality, and veracity, including synthetic content, machine-generated communication, deepfakes, and human–machine interaction.</w:t>
       </w:r>
     </w:p>
@@ -428,6 +454,156 @@
       <w:r>
         <w:t xml:space="preserve">mixed-methods, and comparative approaches. </w:t>
       </w:r>
+    </w:p>
+    <w:p>
+      <w:pPr>
+        <w:spacing w:line="240" w:lineRule="auto"/>
+      </w:pPr>
+    </w:p>
+    <w:p>
+      <w:pPr>
+        <w:spacing w:line="240" w:lineRule="auto"/>
+      </w:pPr>
+    </w:p>
+    <w:p>
+      <w:pPr>
+        <w:spacing w:line="240" w:lineRule="auto"/>
+        <w:rPr>
+          <w:b/>
+          <w:bCs/>
+        </w:rPr>
+      </w:pPr>
+      <w:r>
+        <w:rPr>
+          <w:b/>
+          <w:bCs/>
+        </w:rPr>
+        <w:t>Panel and Paper proposals</w:t>
+      </w:r>
+    </w:p>
+    <w:p>
+      <w:pPr>
+        <w:spacing w:line="240" w:lineRule="auto"/>
+      </w:pPr>
+      <w:r>
+        <w:t>The call for Panels and Papers is open until 9 January 2026.</w:t>
+      </w:r>
+    </w:p>
+    <w:p>
+      <w:pPr>
+        <w:spacing w:line="240" w:lineRule="auto"/>
+      </w:pPr>
+      <w:r>
+        <w:t>We are seeking Panel and Paper proposals across </w:t>
+      </w:r>
+      <w:hyperlink r:id="rId9" w:tgtFrame="_self" w:history="1">
+        <w:r>
+          <w:rPr>
+            <w:rStyle w:val="Hyperlink"/>
+            <w:b/>
+            <w:bCs/>
+          </w:rPr>
+          <w:t>71 Sections</w:t>
+        </w:r>
+      </w:hyperlink>
+      <w:r>
+        <w:t> covering all corners of political science.</w:t>
+      </w:r>
+    </w:p>
+    <w:p>
+      <w:pPr>
+        <w:spacing w:line="240" w:lineRule="auto"/>
+      </w:pPr>
+      <w:r>
+        <w:t>Good to know</w:t>
+      </w:r>
+    </w:p>
+    <w:p>
+      <w:pPr>
+        <w:numPr>
+          <w:ilvl w:val="0"/>
+          <w:numId w:val="5"/>
+        </w:numPr>
+        <w:spacing w:line="240" w:lineRule="auto"/>
+      </w:pPr>
+      <w:r>
+        <w:t>All Panels provisionally proposed as part of accepted Sections must be formally submitted via the </w:t>
+      </w:r>
+      <w:hyperlink r:id="rId10" w:tgtFrame="_self" w:history="1">
+        <w:r>
+          <w:rPr>
+            <w:rStyle w:val="Hyperlink"/>
+            <w:b/>
+            <w:bCs/>
+          </w:rPr>
+          <w:t>Panel proposal form</w:t>
+        </w:r>
+      </w:hyperlink>
+      <w:r>
+        <w:t>.</w:t>
+      </w:r>
+    </w:p>
+    <w:p>
+      <w:pPr>
+        <w:numPr>
+          <w:ilvl w:val="0"/>
+          <w:numId w:val="5"/>
+        </w:numPr>
+        <w:spacing w:line="240" w:lineRule="auto"/>
+      </w:pPr>
+      <w:r>
+        <w:t>Paper Presenters can present no more than two Papers.</w:t>
+      </w:r>
+    </w:p>
+    <w:p>
+      <w:pPr>
+        <w:numPr>
+          <w:ilvl w:val="0"/>
+          <w:numId w:val="5"/>
+        </w:numPr>
+        <w:spacing w:line="240" w:lineRule="auto"/>
+      </w:pPr>
+      <w:r>
+        <w:t>Paper Presenters are expected to serve as Discussants for one Paper within their Panel.</w:t>
+      </w:r>
+    </w:p>
+    <w:p>
+      <w:pPr>
+        <w:numPr>
+          <w:ilvl w:val="0"/>
+          <w:numId w:val="5"/>
+        </w:numPr>
+        <w:spacing w:line="240" w:lineRule="auto"/>
+      </w:pPr>
+      <w:r>
+        <w:t>Participants should ensure their availability for the entire duration of the conference.</w:t>
+      </w:r>
+    </w:p>
+    <w:p>
+      <w:pPr>
+        <w:spacing w:line="240" w:lineRule="auto"/>
+      </w:pPr>
+      <w:r>
+        <w:t>Read the full guidelines </w:t>
+      </w:r>
+      <w:hyperlink r:id="rId11" w:tgtFrame="_self" w:history="1">
+        <w:r>
+          <w:rPr>
+            <w:rStyle w:val="Hyperlink"/>
+            <w:b/>
+            <w:bCs/>
+          </w:rPr>
+          <w:t>here</w:t>
+        </w:r>
+      </w:hyperlink>
+      <w:r>
+        <w:t> and get ready to submit your proposal.</w:t>
+      </w:r>
+    </w:p>
+    <w:p>
+      <w:pPr>
+        <w:spacing w:line="240" w:lineRule="auto"/>
+      </w:pPr>
     </w:p>
     <w:p>
       <w:pPr>
@@ -894,6 +1070,155 @@
     </w:lvl>
   </w:abstractNum>
   <w:abstractNum w:abstractNumId="3" w15:restartNumberingAfterBreak="0">
+    <w:nsid w:val="468636E2"/>
+    <w:multiLevelType w:val="multilevel"/>
+    <w:tmpl w:val="5E78988E"/>
+    <w:lvl w:ilvl="0">
+      <w:start w:val="1"/>
+      <w:numFmt w:val="bullet"/>
+      <w:lvlText w:val=""/>
+      <w:lvlJc w:val="left"/>
+      <w:pPr>
+        <w:tabs>
+          <w:tab w:val="num" w:pos="720"/>
+        </w:tabs>
+        <w:ind w:left="720" w:hanging="360"/>
+      </w:pPr>
+      <w:rPr>
+        <w:rFonts w:ascii="Wingdings" w:hAnsi="Wingdings" w:hint="default"/>
+        <w:sz w:val="20"/>
+      </w:rPr>
+    </w:lvl>
+    <w:lvl w:ilvl="1" w:tentative="1">
+      <w:start w:val="1"/>
+      <w:numFmt w:val="bullet"/>
+      <w:lvlText w:val=""/>
+      <w:lvlJc w:val="left"/>
+      <w:pPr>
+        <w:tabs>
+          <w:tab w:val="num" w:pos="1440"/>
+        </w:tabs>
+        <w:ind w:left="1440" w:hanging="360"/>
+      </w:pPr>
+      <w:rPr>
+        <w:rFonts w:ascii="Wingdings" w:hAnsi="Wingdings" w:hint="default"/>
+        <w:sz w:val="20"/>
+      </w:rPr>
+    </w:lvl>
+    <w:lvl w:ilvl="2" w:tentative="1">
+      <w:start w:val="1"/>
+      <w:numFmt w:val="bullet"/>
+      <w:lvlText w:val=""/>
+      <w:lvlJc w:val="left"/>
+      <w:pPr>
+        <w:tabs>
+          <w:tab w:val="num" w:pos="2160"/>
+        </w:tabs>
+        <w:ind w:left="2160" w:hanging="360"/>
+      </w:pPr>
+      <w:rPr>
+        <w:rFonts w:ascii="Wingdings" w:hAnsi="Wingdings" w:hint="default"/>
+        <w:sz w:val="20"/>
+      </w:rPr>
+    </w:lvl>
+    <w:lvl w:ilvl="3" w:tentative="1">
+      <w:start w:val="1"/>
+      <w:numFmt w:val="bullet"/>
+      <w:lvlText w:val=""/>
+      <w:lvlJc w:val="left"/>
+      <w:pPr>
+        <w:tabs>
+          <w:tab w:val="num" w:pos="2880"/>
+        </w:tabs>
+        <w:ind w:left="2880" w:hanging="360"/>
+      </w:pPr>
+      <w:rPr>
+        <w:rFonts w:ascii="Wingdings" w:hAnsi="Wingdings" w:hint="default"/>
+        <w:sz w:val="20"/>
+      </w:rPr>
+    </w:lvl>
+    <w:lvl w:ilvl="4" w:tentative="1">
+      <w:start w:val="1"/>
+      <w:numFmt w:val="bullet"/>
+      <w:lvlText w:val=""/>
+      <w:lvlJc w:val="left"/>
+      <w:pPr>
+        <w:tabs>
+          <w:tab w:val="num" w:pos="3600"/>
+        </w:tabs>
+        <w:ind w:left="3600" w:hanging="360"/>
+      </w:pPr>
+      <w:rPr>
+        <w:rFonts w:ascii="Wingdings" w:hAnsi="Wingdings" w:hint="default"/>
+        <w:sz w:val="20"/>
+      </w:rPr>
+    </w:lvl>
+    <w:lvl w:ilvl="5" w:tentative="1">
+      <w:start w:val="1"/>
+      <w:numFmt w:val="bullet"/>
+      <w:lvlText w:val=""/>
+      <w:lvlJc w:val="left"/>
+      <w:pPr>
+        <w:tabs>
+          <w:tab w:val="num" w:pos="4320"/>
+        </w:tabs>
+        <w:ind w:left="4320" w:hanging="360"/>
+      </w:pPr>
+      <w:rPr>
+        <w:rFonts w:ascii="Wingdings" w:hAnsi="Wingdings" w:hint="default"/>
+        <w:sz w:val="20"/>
+      </w:rPr>
+    </w:lvl>
+    <w:lvl w:ilvl="6" w:tentative="1">
+      <w:start w:val="1"/>
+      <w:numFmt w:val="bullet"/>
+      <w:lvlText w:val=""/>
+      <w:lvlJc w:val="left"/>
+      <w:pPr>
+        <w:tabs>
+          <w:tab w:val="num" w:pos="5040"/>
+        </w:tabs>
+        <w:ind w:left="5040" w:hanging="360"/>
+      </w:pPr>
+      <w:rPr>
+        <w:rFonts w:ascii="Wingdings" w:hAnsi="Wingdings" w:hint="default"/>
+        <w:sz w:val="20"/>
+      </w:rPr>
+    </w:lvl>
+    <w:lvl w:ilvl="7" w:tentative="1">
+      <w:start w:val="1"/>
+      <w:numFmt w:val="bullet"/>
+      <w:lvlText w:val=""/>
+      <w:lvlJc w:val="left"/>
+      <w:pPr>
+        <w:tabs>
+          <w:tab w:val="num" w:pos="5760"/>
+        </w:tabs>
+        <w:ind w:left="5760" w:hanging="360"/>
+      </w:pPr>
+      <w:rPr>
+        <w:rFonts w:ascii="Wingdings" w:hAnsi="Wingdings" w:hint="default"/>
+        <w:sz w:val="20"/>
+      </w:rPr>
+    </w:lvl>
+    <w:lvl w:ilvl="8" w:tentative="1">
+      <w:start w:val="1"/>
+      <w:numFmt w:val="bullet"/>
+      <w:lvlText w:val=""/>
+      <w:lvlJc w:val="left"/>
+      <w:pPr>
+        <w:tabs>
+          <w:tab w:val="num" w:pos="6480"/>
+        </w:tabs>
+        <w:ind w:left="6480" w:hanging="360"/>
+      </w:pPr>
+      <w:rPr>
+        <w:rFonts w:ascii="Wingdings" w:hAnsi="Wingdings" w:hint="default"/>
+        <w:sz w:val="20"/>
+      </w:rPr>
+    </w:lvl>
+  </w:abstractNum>
+  <w:abstractNum w:abstractNumId="4" w15:restartNumberingAfterBreak="0">
     <w:nsid w:val="60C819C9"/>
     <w:multiLevelType w:val="multilevel"/>
     <w:tmpl w:val="C26EA284"/>
@@ -1046,13 +1371,16 @@
     <w:abstractNumId w:val="0"/>
   </w:num>
   <w:num w:numId="2" w16cid:durableId="356662150">
-    <w:abstractNumId w:val="3"/>
+    <w:abstractNumId w:val="4"/>
   </w:num>
   <w:num w:numId="3" w16cid:durableId="531385993">
     <w:abstractNumId w:val="2"/>
   </w:num>
   <w:num w:numId="4" w16cid:durableId="1857577149">
     <w:abstractNumId w:val="1"/>
+  </w:num>
+  <w:num w:numId="5" w16cid:durableId="31538913">
+    <w:abstractNumId w:val="3"/>
   </w:num>
 </w:numbering>
 </file>

--- a/tutorial/example_files/polcom_section.docx
+++ b/tutorial/example_files/polcom_section.docx
@@ -7,6 +7,15 @@
         <w:pStyle w:val="Heading1"/>
       </w:pPr>
       <w:r>
+        <w:t xml:space="preserve">Political Communication </w:t>
+      </w:r>
+      <w:r>
+        <w:t>Section</w:t>
+      </w:r>
+      <w:r>
+        <w:t xml:space="preserve"> at ECPR </w:t>
+      </w:r>
+      <w:r>
         <w:t>General Conference 2026</w:t>
       </w:r>
     </w:p>
@@ -23,12 +32,12 @@
         <w:pStyle w:val="Heading1"/>
       </w:pPr>
       <w:r>
-        <w:t xml:space="preserve">Section: </w:t>
-      </w:r>
-      <w:r>
         <w:br/>
       </w:r>
       <w:r>
+        <w:t>“</w:t>
+      </w:r>
+      <w:r>
         <w:t xml:space="preserve">Political Communication </w:t>
       </w:r>
       <w:r>
@@ -39,6 +48,9 @@
       </w:r>
       <w:r>
         <w:t>Democratic Backsliding</w:t>
+      </w:r>
+      <w:r>
+        <w:t>”</w:t>
       </w:r>
     </w:p>
     <w:p/>
@@ -91,7 +103,11 @@
         <w:t>University of Zurich</w:t>
       </w:r>
     </w:p>
-    <w:p>
+    <w:p/>
+    <w:p>
+      <w:r>
+        <w:t>Submission Deadline: 9 January 2026</w:t>
+      </w:r>
       <w:r>
         <w:br/>
       </w:r>
@@ -173,6 +189,7 @@
         <w:br/>
       </w:r>
       <w:r>
+        <w:lastRenderedPageBreak/>
         <w:t xml:space="preserve">This </w:t>
       </w:r>
       <w:r>
@@ -221,7 +238,6 @@
           <w:b/>
           <w:bCs/>
         </w:rPr>
-        <w:lastRenderedPageBreak/>
         <w:t>1. Technology, Platforms, and the Transformation of Communication</w:t>
       </w:r>
     </w:p>
@@ -446,6 +462,7 @@
         <w:spacing w:line="240" w:lineRule="auto"/>
       </w:pPr>
       <w:r>
+        <w:lastRenderedPageBreak/>
         <w:t xml:space="preserve">We welcome theoretical, empirical, and methodological diversity, including experimental, survey, digital trace, computational, </w:t>
       </w:r>
       <w:r>
@@ -1988,6 +2005,7 @@
   <w:style w:type="character" w:default="1" w:styleId="DefaultParagraphFont">
     <w:name w:val="Default Paragraph Font"/>
     <w:uiPriority w:val="1"/>
+    <w:semiHidden/>
     <w:unhideWhenUsed/>
   </w:style>
   <w:style w:type="table" w:default="1" w:styleId="TableNormal">
